--- a/klagomål/A 5967-2023 FSC-klagomål.docx
+++ b/klagomål/A 5967-2023 FSC-klagomål.docx
@@ -748,7 +748,7 @@
     <w:r>
       <w:tab/>
       <w:tab/>
-      <w:t>2026-06-18</w:t>
+      <w:t>2026-06-19</w:t>
       <w:br/>
       <w:br/>
     </w:r>

--- a/klagomål/A 5967-2023 FSC-klagomål.docx
+++ b/klagomål/A 5967-2023 FSC-klagomål.docx
@@ -748,7 +748,7 @@
     <w:r>
       <w:tab/>
       <w:tab/>
-      <w:t>2026-06-19</w:t>
+      <w:t>2026-06-20</w:t>
       <w:br/>
       <w:br/>
     </w:r>

--- a/klagomål/A 5967-2023 FSC-klagomål.docx
+++ b/klagomål/A 5967-2023 FSC-klagomål.docx
@@ -168,38 +168,7 @@
     </w:p>
     <w:p>
       <w:r>
-        <w:t>Detta dokument behandlar höga naturvärden i avverkningsanmälan A 5967-2023 i Tierps kommun som inkom 2023-02-07 och omfattar 2,1 ha.</w:t>
-      </w:r>
-    </w:p>
-    <w:p>
-      <w:r>
-        <w:t>Nedan presenteras fynd av naturvårdsarter som gjorts i det avverkningsanmälda området, samt relevanta utdrag ur standarderna för FSC, Chain of Custody, Controlled Wood och PEFC.</w:t>
-      </w:r>
-    </w:p>
-    <w:p>
-      <w:r>
-        <w:t>Vi förväntar oss att ni återkommer med ett skriftligt svar på vårt klagomål och även beskriver vilka korrigerande åtgärder ni satt in för att rätta till identifierade brister i er efterlevnad av den svenska FSC standarden.</w:t>
-      </w:r>
-    </w:p>
-    <w:p>
-      <w:pPr>
-        <w:pStyle w:val="Heading1"/>
-      </w:pPr>
-      <w:r>
-        <w:t>Naturvårdsarter</w:t>
-      </w:r>
-    </w:p>
-    <w:p>
-      <w:r>
-        <w:t>Inom 25 meter från avverkningsanmälan har följande 7 naturvårdsarter hittats: lilaköttig taggsvamp (EN), ruttaggsvamp (EN), dropptaggsvamp (NT, T), svartvit taggsvamp (NT), brandmusseron (S), rödgul trumpetsvamp (S) och trådticka (S, T). Av dessa är 4 rödlistade. För rödlistade arter har rödlistekategorin angivits inom parentes. Arter som är signalarter enligt Skogsstyrelsen har markerats med (S). Typiska arter inom Natura 2000 som är kopplade till skogsekosystem har markerats med (T).</w:t>
-      </w:r>
-    </w:p>
-    <w:p>
-      <w:r>
-        <w:t>De påträffade naturvårdsarterna är ett tydligt kvitto på att det rör sig om en skog med höga naturvärden.</w:t>
-      </w:r>
-      <w:r>
-        <w:t xml:space="preserve"> I Figur 1 visas fyndplatser för naturvårdsarter i området, som finns registrerade på Artportalen.</w:t>
+        <w:t>Detta klagomål behandlar höga naturvärden i avverkningsanmälan A 5967-2023 i Tierps kommun som inkom 2023-02-07 och omfattar 2,1 ha.</w:t>
       </w:r>
     </w:p>
     <w:p>
@@ -247,27 +216,35 @@
         <w:spacing w:after="240"/>
       </w:pPr>
       <w:r>
-        <w:t>Figur 1. Fyndplatser för naturvårdsarter inom 25 meter från avverkningsanmälan (röd linje). Markörer utan svart kant är placerade på fyndplatsen. Markörer med svart kant är placerade vid sidan av fyndplatsen och har ett svart streck som visar fyndplatsens exakta position. Kartans mittpunktskoordinat är N 6713799, E 649958 i SWEREF 99 TM.</w:t>
+        <w:t>Figur 1. Fyndplatser för naturvårdsarter inom 25 meter från avverkningsanmälan. Markörer utan svart kant är placerade på fyndplatsen. Markörer med svart kant är placerade vid sidan av fyndplatsen har ett svart streck som visar fyndplatsens exakta position. Kartans mittpunktskoordinat är N 6713799, E 649958 i SWEREF 99 TM.</w:t>
       </w:r>
     </w:p>
     <w:p>
       <w:r>
-        <w:rPr>
-          <w:b/>
-        </w:rPr>
-        <w:t>Dropptaggsvamp (NT)</w:t>
+        <w:t>Inom 25 meter från avverkningsanmälan finns fynd av 7 naturvårdsarter, varav 4 är rödlistade, 2 är typiska (T) och 3 är signalarter (S): lilaköttig taggsvamp (EN), ruttaggsvamp (EN), dropptaggsvamp (NT, T), svartvit taggsvamp (NT), brandmusseron (S), rödgul trumpetsvamp (S) och trådticka (S, T). Se Figur 1.</w:t>
       </w:r>
+    </w:p>
+    <w:p>
       <w:r>
-        <w:t xml:space="preserve"> bildar mykorrhiza med tall, främst i barrskog med trädkontinuitet, i magra, torra och ljusöppna lavtallskogar och i barrblandskogar med friskmossor och lingon i fältskiktet. Den totala populationen i landet har minskat och bedöms fortsätta minska till följd av slutavverkningar av tallskog. Det är högst oklart om arten långsiktigt kan etablera och reproducera sig i skogsbestånd som brukas med trakthyggesmetoder, markberedning, gödsling eller föryngring med förädlat plantmaterial. Uppfyller kriterierna för att bli rödlistad på grund av ny kunskap som visar att en större andel av populationen än tidigare bedömt är knuten till kontinuitetsbarrskog. Minskningstakten för den svenska populationen bedöms vara nära gränsvärdet för Sårbar (VU). Dropptaggsvamp är typisk art för </w:t>
+        <w:t>Nedan presenteras relevanta utdrag ur standarderna för FSC, Chain of Custody, Controlled Wood och PEFC.</w:t>
       </w:r>
+    </w:p>
+    <w:p>
       <w:r>
-        <w:rPr>
-          <w:i/>
-        </w:rPr>
-        <w:t xml:space="preserve">9010 Taiga </w:t>
+        <w:t>Vi förväntar oss att ni återkommer med ett skriftligt svar på vårt klagomål och även beskriver vilka korrigerande åtgärder ni satt in för att rätta till identifierade brister i er efterlevnad av den svenska FSC standarden.</w:t>
       </w:r>
+    </w:p>
+    <w:p>
+      <w:pPr>
+        <w:pStyle w:val="Heading1"/>
+      </w:pPr>
       <w:r>
-        <w:t>(SLU Artdatabanken, 2026).</w:t>
+        <w:t>Naturvårdsarter och fridlysta arter</w:t>
+      </w:r>
+    </w:p>
+    <w:p>
+      <w:r>
+        <w:t>Nedan följer beskrivningar av de naturvårdsarter och fridlysta arter som har sina livsmiljöer och växtplatser i den avverkningsanmälda skogen. De påträffade naturvårdsarterna är ett tydligt kvitto på att det rör sig om en skog med höga naturvärden.</w:t>
       </w:r>
     </w:p>
     <w:p>
@@ -297,10 +274,19 @@
         <w:rPr>
           <w:b/>
         </w:rPr>
-        <w:t xml:space="preserve">Rödgul trumpetsvamp </w:t>
+        <w:t>Dropptaggsvamp (NT)</w:t>
       </w:r>
       <w:r>
-        <w:t>signalerar kalkrika barrsumpskogar eller avgränsade små mineralrika ytor i barrskogslandskapet, vilka normalt har höga naturvärden. I urbergsbygder är den en bra signalart på känsliga skogsbiotoper (Nitare &amp; Skogsstyrelsen, 2019).</w:t>
+        <w:t xml:space="preserve"> bildar mykorrhiza med tall, främst i barrskog med trädkontinuitet, i magra, torra och ljusöppna lavtallskogar och i barrblandskogar med friskmossor och lingon i fältskiktet. Den totala populationen i landet har minskat och bedöms fortsätta minska till följd av slutavverkningar av tallskog. Det är högst oklart om arten långsiktigt kan etablera och reproducera sig i skogsbestånd som brukas med trakthyggesmetoder, markberedning, gödsling eller föryngring med förädlat plantmaterial. Uppfyller kriterierna för att bli rödlistad på grund av ny kunskap som visar att en större andel av populationen än tidigare bedömt är knuten till kontinuitetsbarrskog. Minskningstakten för den svenska populationen bedöms vara nära gränsvärdet för Sårbar (VU). Dropptaggsvamp är typisk art för </w:t>
+      </w:r>
+      <w:r>
+        <w:rPr>
+          <w:i/>
+        </w:rPr>
+        <w:t xml:space="preserve">9010 Taiga </w:t>
+      </w:r>
+      <w:r>
+        <w:t>(SLU Artdatabanken, 2026).</w:t>
       </w:r>
     </w:p>
     <w:p>
@@ -312,6 +298,17 @@
       </w:r>
       <w:r>
         <w:t>bildar mykorrhiza med tall, troligen även med gran. Den växer huvudsakligen i äldre, naturligt uppkommen skog på torr eller frisk mark och förekommer såväl på tallhedar som i mossig barrblandskog. Flera olika former har påträffats vid DNA-undersökningar av europeiskt material och det är oklart hur många former som finns i värd land. Kalavverkning av äldre skog är ett reellt hot, liksom maskinell markberedning och minskad andel självföryngring. Lokaler som fortfarande håller svampen behöver säkerställas (SLU Artdatabanken, 2024; Nitare &amp; Skogsstyrelsen, 2019).</w:t>
+      </w:r>
+    </w:p>
+    <w:p>
+      <w:r>
+        <w:rPr>
+          <w:b/>
+        </w:rPr>
+        <w:t xml:space="preserve">Rödgul trumpetsvamp </w:t>
+      </w:r>
+      <w:r>
+        <w:t>signalerar kalkrika barrsumpskogar eller avgränsade små mineralrika ytor i barrskogslandskapet, vilka normalt har höga naturvärden. I urbergsbygder är den en bra signalart på känsliga skogsbiotoper (Nitare &amp; Skogsstyrelsen, 2019).</w:t>
       </w:r>
     </w:p>
     <w:p>
@@ -748,7 +745,7 @@
     <w:r>
       <w:tab/>
       <w:tab/>
-      <w:t>2026-06-20</w:t>
+      <w:t>2026-06-21</w:t>
       <w:br/>
       <w:br/>
     </w:r>

--- a/klagomål/A 5967-2023 FSC-klagomål.docx
+++ b/klagomål/A 5967-2023 FSC-klagomål.docx
@@ -745,7 +745,7 @@
     <w:r>
       <w:tab/>
       <w:tab/>
-      <w:t>2026-06-21</w:t>
+      <w:t>2026-06-22</w:t>
       <w:br/>
       <w:br/>
     </w:r>

--- a/klagomål/A 5967-2023 FSC-klagomål.docx
+++ b/klagomål/A 5967-2023 FSC-klagomål.docx
@@ -745,7 +745,7 @@
     <w:r>
       <w:tab/>
       <w:tab/>
-      <w:t>2026-06-22</w:t>
+      <w:t>2026-06-23</w:t>
       <w:br/>
       <w:br/>
     </w:r>

--- a/klagomål/A 5967-2023 FSC-klagomål.docx
+++ b/klagomål/A 5967-2023 FSC-klagomål.docx
@@ -745,7 +745,7 @@
     <w:r>
       <w:tab/>
       <w:tab/>
-      <w:t>2026-06-23</w:t>
+      <w:t>2026-06-24</w:t>
       <w:br/>
       <w:br/>
     </w:r>

--- a/klagomål/A 5967-2023 FSC-klagomål.docx
+++ b/klagomål/A 5967-2023 FSC-klagomål.docx
@@ -745,7 +745,7 @@
     <w:r>
       <w:tab/>
       <w:tab/>
-      <w:t>2026-06-24</w:t>
+      <w:t>2026-06-25</w:t>
       <w:br/>
       <w:br/>
     </w:r>

--- a/klagomål/A 5967-2023 FSC-klagomål.docx
+++ b/klagomål/A 5967-2023 FSC-klagomål.docx
@@ -745,7 +745,7 @@
     <w:r>
       <w:tab/>
       <w:tab/>
-      <w:t>2026-06-25</w:t>
+      <w:t>2026-06-26</w:t>
       <w:br/>
       <w:br/>
     </w:r>

--- a/klagomål/A 5967-2023 FSC-klagomål.docx
+++ b/klagomål/A 5967-2023 FSC-klagomål.docx
@@ -745,7 +745,7 @@
     <w:r>
       <w:tab/>
       <w:tab/>
-      <w:t>2026-06-26</w:t>
+      <w:t>2026-06-27</w:t>
       <w:br/>
       <w:br/>
     </w:r>

--- a/klagomål/A 5967-2023 FSC-klagomål.docx
+++ b/klagomål/A 5967-2023 FSC-klagomål.docx
@@ -745,7 +745,7 @@
     <w:r>
       <w:tab/>
       <w:tab/>
-      <w:t>2026-06-27</w:t>
+      <w:t>2026-06-28</w:t>
       <w:br/>
       <w:br/>
     </w:r>

--- a/klagomål/A 5967-2023 FSC-klagomål.docx
+++ b/klagomål/A 5967-2023 FSC-klagomål.docx
@@ -745,7 +745,7 @@
     <w:r>
       <w:tab/>
       <w:tab/>
-      <w:t>2026-06-28</w:t>
+      <w:t>2026-06-29</w:t>
       <w:br/>
       <w:br/>
     </w:r>

--- a/klagomål/A 5967-2023 FSC-klagomål.docx
+++ b/klagomål/A 5967-2023 FSC-klagomål.docx
@@ -745,7 +745,7 @@
     <w:r>
       <w:tab/>
       <w:tab/>
-      <w:t>2026-06-29</w:t>
+      <w:t>2026-06-30</w:t>
       <w:br/>
       <w:br/>
     </w:r>

--- a/klagomål/A 5967-2023 FSC-klagomål.docx
+++ b/klagomål/A 5967-2023 FSC-klagomål.docx
@@ -745,7 +745,7 @@
     <w:r>
       <w:tab/>
       <w:tab/>
-      <w:t>2026-06-30</w:t>
+      <w:t>2026-07-01</w:t>
       <w:br/>
       <w:br/>
     </w:r>

--- a/klagomål/A 5967-2023 FSC-klagomål.docx
+++ b/klagomål/A 5967-2023 FSC-klagomål.docx
@@ -745,7 +745,7 @@
     <w:r>
       <w:tab/>
       <w:tab/>
-      <w:t>2026-07-01</w:t>
+      <w:t>2026-07-02</w:t>
       <w:br/>
       <w:br/>
     </w:r>

--- a/klagomål/A 5967-2023 FSC-klagomål.docx
+++ b/klagomål/A 5967-2023 FSC-klagomål.docx
@@ -745,7 +745,7 @@
     <w:r>
       <w:tab/>
       <w:tab/>
-      <w:t>2026-07-13</w:t>
+      <w:t>2026-07-14</w:t>
       <w:br/>
       <w:br/>
     </w:r>

--- a/klagomål/A 5967-2023 FSC-klagomål.docx
+++ b/klagomål/A 5967-2023 FSC-klagomål.docx
@@ -745,7 +745,7 @@
     <w:r>
       <w:tab/>
       <w:tab/>
-      <w:t>2026-07-14</w:t>
+      <w:t>2026-07-15</w:t>
       <w:br/>
       <w:br/>
     </w:r>

--- a/klagomål/A 5967-2023 FSC-klagomål.docx
+++ b/klagomål/A 5967-2023 FSC-klagomål.docx
@@ -745,7 +745,7 @@
     <w:r>
       <w:tab/>
       <w:tab/>
-      <w:t>2026-07-15</w:t>
+      <w:t>2026-07-16</w:t>
       <w:br/>
       <w:br/>
     </w:r>

--- a/klagomål/A 5967-2023 FSC-klagomål.docx
+++ b/klagomål/A 5967-2023 FSC-klagomål.docx
@@ -745,7 +745,7 @@
     <w:r>
       <w:tab/>
       <w:tab/>
-      <w:t>2026-07-16</w:t>
+      <w:t>2026-07-17</w:t>
       <w:br/>
       <w:br/>
     </w:r>

--- a/klagomål/A 5967-2023 FSC-klagomål.docx
+++ b/klagomål/A 5967-2023 FSC-klagomål.docx
@@ -745,7 +745,7 @@
     <w:r>
       <w:tab/>
       <w:tab/>
-      <w:t>2026-07-17</w:t>
+      <w:t>2026-07-18</w:t>
       <w:br/>
       <w:br/>
     </w:r>

--- a/klagomål/A 5967-2023 FSC-klagomål.docx
+++ b/klagomål/A 5967-2023 FSC-klagomål.docx
@@ -745,7 +745,7 @@
     <w:r>
       <w:tab/>
       <w:tab/>
-      <w:t>2026-07-18</w:t>
+      <w:t>2026-07-19</w:t>
       <w:br/>
       <w:br/>
     </w:r>

--- a/klagomål/A 5967-2023 FSC-klagomål.docx
+++ b/klagomål/A 5967-2023 FSC-klagomål.docx
@@ -745,7 +745,7 @@
     <w:r>
       <w:tab/>
       <w:tab/>
-      <w:t>2026-07-19</w:t>
+      <w:t>2026-07-20</w:t>
       <w:br/>
       <w:br/>
     </w:r>

--- a/klagomål/A 5967-2023 FSC-klagomål.docx
+++ b/klagomål/A 5967-2023 FSC-klagomål.docx
@@ -745,7 +745,7 @@
     <w:r>
       <w:tab/>
       <w:tab/>
-      <w:t>2026-07-20</w:t>
+      <w:t>2026-07-21</w:t>
       <w:br/>
       <w:br/>
     </w:r>

--- a/klagomål/A 5967-2023 FSC-klagomål.docx
+++ b/klagomål/A 5967-2023 FSC-klagomål.docx
@@ -745,7 +745,7 @@
     <w:r>
       <w:tab/>
       <w:tab/>
-      <w:t>2026-07-21</w:t>
+      <w:t>2026-07-22</w:t>
       <w:br/>
       <w:br/>
     </w:r>

--- a/klagomål/A 5967-2023 FSC-klagomål.docx
+++ b/klagomål/A 5967-2023 FSC-klagomål.docx
@@ -745,7 +745,7 @@
     <w:r>
       <w:tab/>
       <w:tab/>
-      <w:t>2026-07-22</w:t>
+      <w:t>2026-07-23</w:t>
       <w:br/>
       <w:br/>
     </w:r>

--- a/klagomål/A 5967-2023 FSC-klagomål.docx
+++ b/klagomål/A 5967-2023 FSC-klagomål.docx
@@ -745,7 +745,7 @@
     <w:r>
       <w:tab/>
       <w:tab/>
-      <w:t>2026-07-23</w:t>
+      <w:t>2026-07-24</w:t>
       <w:br/>
       <w:br/>
     </w:r>

--- a/klagomål/A 5967-2023 FSC-klagomål.docx
+++ b/klagomål/A 5967-2023 FSC-klagomål.docx
@@ -745,7 +745,7 @@
     <w:r>
       <w:tab/>
       <w:tab/>
-      <w:t>2026-07-24</w:t>
+      <w:t>2026-07-25</w:t>
       <w:br/>
       <w:br/>
     </w:r>

--- a/klagomål/A 5967-2023 FSC-klagomål.docx
+++ b/klagomål/A 5967-2023 FSC-klagomål.docx
@@ -745,7 +745,7 @@
     <w:r>
       <w:tab/>
       <w:tab/>
-      <w:t>2026-07-25</w:t>
+      <w:t>2026-07-26</w:t>
       <w:br/>
       <w:br/>
     </w:r>

--- a/klagomål/A 5967-2023 FSC-klagomål.docx
+++ b/klagomål/A 5967-2023 FSC-klagomål.docx
@@ -745,7 +745,7 @@
     <w:r>
       <w:tab/>
       <w:tab/>
-      <w:t>2026-07-26</w:t>
+      <w:t>2026-07-27</w:t>
       <w:br/>
       <w:br/>
     </w:r>

--- a/klagomål/A 5967-2023 FSC-klagomål.docx
+++ b/klagomål/A 5967-2023 FSC-klagomål.docx
@@ -745,7 +745,7 @@
     <w:r>
       <w:tab/>
       <w:tab/>
-      <w:t>2026-07-27</w:t>
+      <w:t>2026-07-28</w:t>
       <w:br/>
       <w:br/>
     </w:r>

--- a/klagomål/A 5967-2023 FSC-klagomål.docx
+++ b/klagomål/A 5967-2023 FSC-klagomål.docx
@@ -745,7 +745,7 @@
     <w:r>
       <w:tab/>
       <w:tab/>
-      <w:t>2026-07-28</w:t>
+      <w:t>2026-07-29</w:t>
       <w:br/>
       <w:br/>
     </w:r>

--- a/klagomål/A 5967-2023 FSC-klagomål.docx
+++ b/klagomål/A 5967-2023 FSC-klagomål.docx
@@ -745,7 +745,7 @@
     <w:r>
       <w:tab/>
       <w:tab/>
-      <w:t>2026-07-29</w:t>
+      <w:t>2026-07-30</w:t>
       <w:br/>
       <w:br/>
     </w:r>

--- a/klagomål/A 5967-2023 FSC-klagomål.docx
+++ b/klagomål/A 5967-2023 FSC-klagomål.docx
@@ -745,7 +745,7 @@
     <w:r>
       <w:tab/>
       <w:tab/>
-      <w:t>2026-07-30</w:t>
+      <w:t>2026-07-31</w:t>
       <w:br/>
       <w:br/>
     </w:r>

--- a/klagomål/A 5967-2023 FSC-klagomål.docx
+++ b/klagomål/A 5967-2023 FSC-klagomål.docx
@@ -745,7 +745,7 @@
     <w:r>
       <w:tab/>
       <w:tab/>
-      <w:t>2026-07-31</w:t>
+      <w:t>2026-08-01</w:t>
       <w:br/>
       <w:br/>
     </w:r>

--- a/klagomål/A 5967-2023 FSC-klagomål.docx
+++ b/klagomål/A 5967-2023 FSC-klagomål.docx
@@ -745,7 +745,7 @@
     <w:r>
       <w:tab/>
       <w:tab/>
-      <w:t>2026-08-01</w:t>
+      <w:t>2026-08-02</w:t>
       <w:br/>
       <w:br/>
     </w:r>

--- a/klagomål/A 5967-2023 FSC-klagomål.docx
+++ b/klagomål/A 5967-2023 FSC-klagomål.docx
@@ -745,7 +745,7 @@
     <w:r>
       <w:tab/>
       <w:tab/>
-      <w:t>2026-08-02</w:t>
+      <w:t>2026-08-03</w:t>
       <w:br/>
       <w:br/>
     </w:r>

--- a/klagomål/A 5967-2023 FSC-klagomål.docx
+++ b/klagomål/A 5967-2023 FSC-klagomål.docx
@@ -745,7 +745,7 @@
     <w:r>
       <w:tab/>
       <w:tab/>
-      <w:t>2026-08-03</w:t>
+      <w:t>2026-08-05</w:t>
       <w:br/>
       <w:br/>
     </w:r>

--- a/klagomål/A 5967-2023 FSC-klagomål.docx
+++ b/klagomål/A 5967-2023 FSC-klagomål.docx
@@ -745,7 +745,7 @@
     <w:r>
       <w:tab/>
       <w:tab/>
-      <w:t>2026-08-05</w:t>
+      <w:t>2026-08-07</w:t>
       <w:br/>
       <w:br/>
     </w:r>

--- a/klagomål/A 5967-2023 FSC-klagomål.docx
+++ b/klagomål/A 5967-2023 FSC-klagomål.docx
@@ -745,7 +745,7 @@
     <w:r>
       <w:tab/>
       <w:tab/>
-      <w:t>2026-08-07</w:t>
+      <w:t>2026-08-08</w:t>
       <w:br/>
       <w:br/>
     </w:r>

--- a/klagomål/A 5967-2023 FSC-klagomål.docx
+++ b/klagomål/A 5967-2023 FSC-klagomål.docx
@@ -216,7 +216,7 @@
         <w:spacing w:after="240"/>
       </w:pPr>
       <w:r>
-        <w:t>Figur 1. Fyndplatser för naturvårdsarter inom 25 meter från avverkningsanmälan. Markörer utan svart kant är placerade på fyndplatsen. Markörer med svart kant är placerade vid sidan av fyndplatsen har ett svart streck som visar fyndplatsens exakta position. Kartans mittpunktskoordinat är N 6713799, E 649958 i SWEREF 99 TM.</w:t>
+        <w:t>Figur 1. Fyndplatser för naturvårdsarter inom 25 meter från avverkningsanmälan. Markörer utan svart kant är placerade på fyndplatsen. Markörer med svart kant är placerade vid sidan av fyndplatsen och har ett svart streck som visar fyndplatsens exakta position. Kartans mittpunktskoordinat är N 6713799, E 649958 i SWEREF 99 TM.</w:t>
       </w:r>
     </w:p>
     <w:p>
@@ -745,7 +745,7 @@
     <w:r>
       <w:tab/>
       <w:tab/>
-      <w:t>2026-08-14</w:t>
+      <w:t>2026-08-15</w:t>
       <w:br/>
       <w:br/>
     </w:r>

--- a/klagomål/A 5967-2023 FSC-klagomål.docx
+++ b/klagomål/A 5967-2023 FSC-klagomål.docx
@@ -745,7 +745,7 @@
     <w:r>
       <w:tab/>
       <w:tab/>
-      <w:t>2026-08-15</w:t>
+      <w:t>2026-08-16</w:t>
       <w:br/>
       <w:br/>
     </w:r>

--- a/klagomål/A 5967-2023 FSC-klagomål.docx
+++ b/klagomål/A 5967-2023 FSC-klagomål.docx
@@ -745,7 +745,7 @@
     <w:r>
       <w:tab/>
       <w:tab/>
-      <w:t>2026-08-16</w:t>
+      <w:t>2026-08-17</w:t>
       <w:br/>
       <w:br/>
     </w:r>

--- a/klagomål/A 5967-2023 FSC-klagomål.docx
+++ b/klagomål/A 5967-2023 FSC-klagomål.docx
@@ -745,7 +745,7 @@
     <w:r>
       <w:tab/>
       <w:tab/>
-      <w:t>2026-08-17</w:t>
+      <w:t>2026-08-18</w:t>
       <w:br/>
       <w:br/>
     </w:r>

--- a/klagomål/A 5967-2023 FSC-klagomål.docx
+++ b/klagomål/A 5967-2023 FSC-klagomål.docx
@@ -745,7 +745,7 @@
     <w:r>
       <w:tab/>
       <w:tab/>
-      <w:t>2026-08-18</w:t>
+      <w:t>2026-08-19</w:t>
       <w:br/>
       <w:br/>
     </w:r>

--- a/klagomål/A 5967-2023 FSC-klagomål.docx
+++ b/klagomål/A 5967-2023 FSC-klagomål.docx
@@ -745,7 +745,7 @@
     <w:r>
       <w:tab/>
       <w:tab/>
-      <w:t>2026-08-19</w:t>
+      <w:t>2026-08-20</w:t>
       <w:br/>
       <w:br/>
     </w:r>

--- a/klagomål/A 5967-2023 FSC-klagomål.docx
+++ b/klagomål/A 5967-2023 FSC-klagomål.docx
@@ -745,7 +745,7 @@
     <w:r>
       <w:tab/>
       <w:tab/>
-      <w:t>2026-08-20</w:t>
+      <w:t>2026-08-21</w:t>
       <w:br/>
       <w:br/>
     </w:r>

--- a/klagomål/A 5967-2023 FSC-klagomål.docx
+++ b/klagomål/A 5967-2023 FSC-klagomål.docx
@@ -745,7 +745,7 @@
     <w:r>
       <w:tab/>
       <w:tab/>
-      <w:t>2026-08-21</w:t>
+      <w:t>2026-08-22</w:t>
       <w:br/>
       <w:br/>
     </w:r>

--- a/klagomål/A 5967-2023 FSC-klagomål.docx
+++ b/klagomål/A 5967-2023 FSC-klagomål.docx
@@ -745,7 +745,7 @@
     <w:r>
       <w:tab/>
       <w:tab/>
-      <w:t>2026-08-22</w:t>
+      <w:t>2026-08-23</w:t>
       <w:br/>
       <w:br/>
     </w:r>

--- a/klagomål/A 5967-2023 FSC-klagomål.docx
+++ b/klagomål/A 5967-2023 FSC-klagomål.docx
@@ -745,7 +745,7 @@
     <w:r>
       <w:tab/>
       <w:tab/>
-      <w:t>2026-08-23</w:t>
+      <w:t>2026-08-24</w:t>
       <w:br/>
       <w:br/>
     </w:r>

--- a/klagomål/A 5967-2023 FSC-klagomål.docx
+++ b/klagomål/A 5967-2023 FSC-klagomål.docx
@@ -745,7 +745,7 @@
     <w:r>
       <w:tab/>
       <w:tab/>
-      <w:t>2026-08-24</w:t>
+      <w:t>2026-08-25</w:t>
       <w:br/>
       <w:br/>
     </w:r>

--- a/klagomål/A 5967-2023 FSC-klagomål.docx
+++ b/klagomål/A 5967-2023 FSC-klagomål.docx
@@ -745,7 +745,7 @@
     <w:r>
       <w:tab/>
       <w:tab/>
-      <w:t>2026-08-25</w:t>
+      <w:t>2026-08-26</w:t>
       <w:br/>
       <w:br/>
     </w:r>

--- a/klagomål/A 5967-2023 FSC-klagomål.docx
+++ b/klagomål/A 5967-2023 FSC-klagomål.docx
@@ -745,7 +745,7 @@
     <w:r>
       <w:tab/>
       <w:tab/>
-      <w:t>2026-08-26</w:t>
+      <w:t>2026-08-27</w:t>
       <w:br/>
       <w:br/>
     </w:r>

--- a/klagomål/A 5967-2023 FSC-klagomål.docx
+++ b/klagomål/A 5967-2023 FSC-klagomål.docx
@@ -745,7 +745,7 @@
     <w:r>
       <w:tab/>
       <w:tab/>
-      <w:t>2026-08-27</w:t>
+      <w:t>2026-08-28</w:t>
       <w:br/>
       <w:br/>
     </w:r>

--- a/klagomål/A 5967-2023 FSC-klagomål.docx
+++ b/klagomål/A 5967-2023 FSC-klagomål.docx
@@ -745,7 +745,7 @@
     <w:r>
       <w:tab/>
       <w:tab/>
-      <w:t>2026-08-28</w:t>
+      <w:t>2026-08-29</w:t>
       <w:br/>
       <w:br/>
     </w:r>

--- a/klagomål/A 5967-2023 FSC-klagomål.docx
+++ b/klagomål/A 5967-2023 FSC-klagomål.docx
@@ -745,7 +745,7 @@
     <w:r>
       <w:tab/>
       <w:tab/>
-      <w:t>2026-08-29</w:t>
+      <w:t>2026-08-31</w:t>
       <w:br/>
       <w:br/>
     </w:r>

--- a/klagomål/A 5967-2023 FSC-klagomål.docx
+++ b/klagomål/A 5967-2023 FSC-klagomål.docx
@@ -745,7 +745,7 @@
     <w:r>
       <w:tab/>
       <w:tab/>
-      <w:t>2026-08-31</w:t>
+      <w:t>2026-09-01</w:t>
       <w:br/>
       <w:br/>
     </w:r>

--- a/klagomål/A 5967-2023 FSC-klagomål.docx
+++ b/klagomål/A 5967-2023 FSC-klagomål.docx
@@ -745,7 +745,7 @@
     <w:r>
       <w:tab/>
       <w:tab/>
-      <w:t>2026-09-01</w:t>
+      <w:t>2026-09-02</w:t>
       <w:br/>
       <w:br/>
     </w:r>

--- a/klagomål/A 5967-2023 FSC-klagomål.docx
+++ b/klagomål/A 5967-2023 FSC-klagomål.docx
@@ -745,7 +745,7 @@
     <w:r>
       <w:tab/>
       <w:tab/>
-      <w:t>2026-09-02</w:t>
+      <w:t>2026-09-03</w:t>
       <w:br/>
       <w:br/>
     </w:r>

--- a/klagomål/A 5967-2023 FSC-klagomål.docx
+++ b/klagomål/A 5967-2023 FSC-klagomål.docx
@@ -745,7 +745,7 @@
     <w:r>
       <w:tab/>
       <w:tab/>
-      <w:t>2026-09-03</w:t>
+      <w:t>2026-09-04</w:t>
       <w:br/>
       <w:br/>
     </w:r>

--- a/klagomål/A 5967-2023 FSC-klagomål.docx
+++ b/klagomål/A 5967-2023 FSC-klagomål.docx
@@ -745,7 +745,7 @@
     <w:r>
       <w:tab/>
       <w:tab/>
-      <w:t>2026-09-04</w:t>
+      <w:t>2026-09-05</w:t>
       <w:br/>
       <w:br/>
     </w:r>
